--- a/Dashboard_Report.docx
+++ b/Dashboard_Report.docx
@@ -32,9 +32,7 @@
       </w:r>
     </w:p>
     <w:p>
-      <w:r>
-        <w:br w:type="page"/>
-      </w:r>
+      <w:r/>
     </w:p>
     <w:p>
       <w:pPr>
@@ -116,40 +114,7 @@
     </w:p>
     <w:p/>
     <w:p>
-      <w:r>
-        <w:drawing>
-          <wp:inline xmlns:a="http://schemas.openxmlformats.org/drawingml/2006/main" xmlns:pic="http://schemas.openxmlformats.org/drawingml/2006/picture">
-            <wp:extent cx="5943600" cy="1847704"/>
-            <wp:docPr id="1" name="Picture 1"/>
-            <wp:cNvGraphicFramePr>
-              <a:graphicFrameLocks noChangeAspect="1"/>
-            </wp:cNvGraphicFramePr>
-            <a:graphic>
-              <a:graphicData uri="http://schemas.openxmlformats.org/drawingml/2006/picture">
-                <pic:pic>
-                  <pic:nvPicPr>
-                    <pic:cNvPr id="0" name="dashboard_overview.png"/>
-                    <pic:cNvPicPr/>
-                  </pic:nvPicPr>
-                  <pic:blipFill>
-                    <a:blip r:embed="rId9"/>
-                    <a:stretch>
-                      <a:fillRect/>
-                    </a:stretch>
-                  </pic:blipFill>
-                  <pic:spPr>
-                    <a:xfrm>
-                      <a:off x="0" y="0"/>
-                      <a:ext cx="5943600" cy="1847704"/>
-                    </a:xfrm>
-                    <a:prstGeom prst="rect"/>
-                  </pic:spPr>
-                </pic:pic>
-              </a:graphicData>
-            </a:graphic>
-          </wp:inline>
-        </w:drawing>
-      </w:r>
+      <w:r/>
     </w:p>
     <w:p>
       <w:pPr>
@@ -192,40 +157,7 @@
       </w:r>
     </w:p>
     <w:p>
-      <w:r>
-        <w:drawing>
-          <wp:inline xmlns:a="http://schemas.openxmlformats.org/drawingml/2006/main" xmlns:pic="http://schemas.openxmlformats.org/drawingml/2006/picture">
-            <wp:extent cx="5669280" cy="1389761"/>
-            <wp:docPr id="2" name="Picture 2"/>
-            <wp:cNvGraphicFramePr>
-              <a:graphicFrameLocks noChangeAspect="1"/>
-            </wp:cNvGraphicFramePr>
-            <a:graphic>
-              <a:graphicData uri="http://schemas.openxmlformats.org/drawingml/2006/picture">
-                <pic:pic>
-                  <pic:nvPicPr>
-                    <pic:cNvPr id="0" name="data_flow.png"/>
-                    <pic:cNvPicPr/>
-                  </pic:nvPicPr>
-                  <pic:blipFill>
-                    <a:blip r:embed="rId10"/>
-                    <a:stretch>
-                      <a:fillRect/>
-                    </a:stretch>
-                  </pic:blipFill>
-                  <pic:spPr>
-                    <a:xfrm>
-                      <a:off x="0" y="0"/>
-                      <a:ext cx="5669280" cy="1389761"/>
-                    </a:xfrm>
-                    <a:prstGeom prst="rect"/>
-                  </pic:spPr>
-                </pic:pic>
-              </a:graphicData>
-            </a:graphic>
-          </wp:inline>
-        </w:drawing>
-      </w:r>
+      <w:r/>
     </w:p>
     <w:p>
       <w:pPr>
@@ -591,40 +523,7 @@
       </w:r>
     </w:p>
     <w:p>
-      <w:r>
-        <w:drawing>
-          <wp:inline xmlns:a="http://schemas.openxmlformats.org/drawingml/2006/main" xmlns:pic="http://schemas.openxmlformats.org/drawingml/2006/picture">
-            <wp:extent cx="5486400" cy="1191718"/>
-            <wp:docPr id="3" name="Picture 3"/>
-            <wp:cNvGraphicFramePr>
-              <a:graphicFrameLocks noChangeAspect="1"/>
-            </wp:cNvGraphicFramePr>
-            <a:graphic>
-              <a:graphicData uri="http://schemas.openxmlformats.org/drawingml/2006/picture">
-                <pic:pic>
-                  <pic:nvPicPr>
-                    <pic:cNvPr id="0" name="tabs_diagram.png"/>
-                    <pic:cNvPicPr/>
-                  </pic:nvPicPr>
-                  <pic:blipFill>
-                    <a:blip r:embed="rId11"/>
-                    <a:stretch>
-                      <a:fillRect/>
-                    </a:stretch>
-                  </pic:blipFill>
-                  <pic:spPr>
-                    <a:xfrm>
-                      <a:off x="0" y="0"/>
-                      <a:ext cx="5486400" cy="1191718"/>
-                    </a:xfrm>
-                    <a:prstGeom prst="rect"/>
-                  </pic:spPr>
-                </pic:pic>
-              </a:graphicData>
-            </a:graphic>
-          </wp:inline>
-        </w:drawing>
-      </w:r>
+      <w:r/>
     </w:p>
     <w:p>
       <w:pPr>
@@ -1122,9 +1021,7 @@
       </w:r>
     </w:p>
     <w:p>
-      <w:r>
-        <w:br w:type="page"/>
-      </w:r>
+      <w:r/>
     </w:p>
     <w:p>
       <w:pPr>
@@ -1308,7 +1205,7 @@
           <w:color w:val="4A4A4A"/>
           <w:sz w:val="22"/>
         </w:rPr>
-        <w:t>Single-battery view. Plots predicted RUL over cycles with a shaded blue band showing the 90% conformal interval. Wider band = more uncertainty. The band should narrow as the battery reaches end-of-life and the model becomes more certain about the remaining cycles.</w:t>
+        <w:t>Single-battery view. Plots predicted RUL over cycles with a shaded blue band showing the 80% conformal interval. Wider band = more uncertainty. The band should narrow as the battery reaches end-of-life and the model becomes more certain about the remaining cycles.</w:t>
       </w:r>
     </w:p>
     <w:p>
@@ -1364,9 +1261,7 @@
       </w:r>
     </w:p>
     <w:p>
-      <w:r>
-        <w:br w:type="page"/>
-      </w:r>
+      <w:r/>
     </w:p>
     <w:p>
       <w:pPr>
